--- a/Fase 2/Evidencias Individuales/2.1_APT122_DiarioReflexionFase2.docx
+++ b/Fase 2/Evidencias Individuales/2.1_APT122_DiarioReflexionFase2.docx
@@ -1,11 +1,8 @@
 
 <file path=word/document.xml><?xml version="1.0" encoding="utf-8"?>
-<w:document xmlns:wpc="http://schemas.microsoft.com/office/word/2010/wordprocessingCanvas" xmlns:cx="http://schemas.microsoft.com/office/drawing/2014/chartex" xmlns:mc="http://schemas.openxmlformats.org/markup-compatibility/2006" xmlns:o="urn:schemas-microsoft-com:office:office" xmlns:r="http://schemas.openxmlformats.org/officeDocument/2006/relationships" xmlns:m="http://schemas.openxmlformats.org/officeDocument/2006/math" xmlns:v="urn:schemas-microsoft-com:vml" xmlns:wp14="http://schemas.microsoft.com/office/word/2010/wordprocessingDrawing" xmlns:wp="http://schemas.openxmlformats.org/drawingml/2006/wordprocessingDrawing" xmlns:w10="urn:schemas-microsoft-com:office:word" xmlns:w="http://schemas.openxmlformats.org/wordprocessingml/2006/main" xmlns:w14="http://schemas.microsoft.com/office/word/2010/wordml" xmlns:w15="http://schemas.microsoft.com/office/word/2012/wordml" xmlns:w16se="http://schemas.microsoft.com/office/word/2015/wordml/symex" xmlns:wpg="http://schemas.microsoft.com/office/word/2010/wordprocessingGroup" xmlns:wpi="http://schemas.microsoft.com/office/word/2010/wordprocessingInk" xmlns:wne="http://schemas.microsoft.com/office/word/2006/wordml" xmlns:wps="http://schemas.microsoft.com/office/word/2010/wordprocessingShape" mc:Ignorable="w14 w15 w16se wp14">
+<w:document xmlns:wpc="http://schemas.microsoft.com/office/word/2010/wordprocessingCanvas" xmlns:cx="http://schemas.microsoft.com/office/drawing/2014/chartex" xmlns:cx1="http://schemas.microsoft.com/office/drawing/2015/9/8/chartex" xmlns:cx2="http://schemas.microsoft.com/office/drawing/2015/10/21/chartex" xmlns:cx3="http://schemas.microsoft.com/office/drawing/2016/5/9/chartex" xmlns:cx4="http://schemas.microsoft.com/office/drawing/2016/5/10/chartex" xmlns:cx5="http://schemas.microsoft.com/office/drawing/2016/5/11/chartex" xmlns:cx6="http://schemas.microsoft.com/office/drawing/2016/5/12/chartex" xmlns:cx7="http://schemas.microsoft.com/office/drawing/2016/5/13/chartex" xmlns:cx8="http://schemas.microsoft.com/office/drawing/2016/5/14/chartex" xmlns:mc="http://schemas.openxmlformats.org/markup-compatibility/2006" xmlns:aink="http://schemas.microsoft.com/office/drawing/2016/ink" xmlns:am3d="http://schemas.microsoft.com/office/drawing/2017/model3d" xmlns:o="urn:schemas-microsoft-com:office:office" xmlns:r="http://schemas.openxmlformats.org/officeDocument/2006/relationships" xmlns:m="http://schemas.openxmlformats.org/officeDocument/2006/math" xmlns:v="urn:schemas-microsoft-com:vml" xmlns:wp14="http://schemas.microsoft.com/office/word/2010/wordprocessingDrawing" xmlns:wp="http://schemas.openxmlformats.org/drawingml/2006/wordprocessingDrawing" xmlns:w10="urn:schemas-microsoft-com:office:word" xmlns:w="http://schemas.openxmlformats.org/wordprocessingml/2006/main" xmlns:w14="http://schemas.microsoft.com/office/word/2010/wordml" xmlns:w15="http://schemas.microsoft.com/office/word/2012/wordml" xmlns:w16cex="http://schemas.microsoft.com/office/word/2018/wordml/cex" xmlns:w16cid="http://schemas.microsoft.com/office/word/2016/wordml/cid" xmlns:w16="http://schemas.microsoft.com/office/word/2018/wordml" xmlns:w16sdtdh="http://schemas.microsoft.com/office/word/2020/wordml/sdtdatahash" xmlns:w16se="http://schemas.microsoft.com/office/word/2015/wordml/symex" xmlns:wpg="http://schemas.microsoft.com/office/word/2010/wordprocessingGroup" xmlns:wpi="http://schemas.microsoft.com/office/word/2010/wordprocessingInk" xmlns:wne="http://schemas.microsoft.com/office/word/2006/wordml" xmlns:wps="http://schemas.microsoft.com/office/word/2010/wordprocessingShape" mc:Ignorable="w14 w15 w16se w16cid w16 w16cex w16sdtdh wp14">
   <w:body>
-    <w:p>
-      <w:bookmarkStart w:id="0" w:name="_GoBack"/>
-      <w:bookmarkEnd w:id="0"/>
-    </w:p>
+    <w:p/>
     <w:tbl>
       <w:tblPr>
         <w:tblStyle w:val="Tablaconcuadrcula"/>
@@ -124,7 +121,25 @@
                 <w:sz w:val="24"/>
                 <w:szCs w:val="24"/>
               </w:rPr>
-              <w:t xml:space="preserve">Esta pauta tiene como objetivo ayudarte a monitorear el desarrollo de tu Proyecto APT, reflexionando sobre tus avances de acuerdo con lo planificado en la fase anterior y recibiendo retroalimentación de tus pares y docentes que te permita hacer los ajustes necesarios para cumplir con los objetivos de tu proyecto. Esta pauta debe ser respondida </w:t>
+              <w:t xml:space="preserve">Esta pauta tiene como objetivo ayudarte a monitorear el desarrollo de tu Proyecto APT, reflexionando sobre tus avances de acuerdo con lo planificado en la fase anterior y recibiendo retroalimentación de tus </w:t>
+            </w:r>
+            <w:proofErr w:type="spellStart"/>
+            <w:r>
+              <w:rPr>
+                <w:rFonts w:eastAsiaTheme="majorEastAsia"/>
+                <w:sz w:val="24"/>
+                <w:szCs w:val="24"/>
+              </w:rPr>
+              <w:t>pares</w:t>
+            </w:r>
+            <w:proofErr w:type="spellEnd"/>
+            <w:r>
+              <w:rPr>
+                <w:rFonts w:eastAsiaTheme="majorEastAsia"/>
+                <w:sz w:val="24"/>
+                <w:szCs w:val="24"/>
+              </w:rPr>
+              <w:t xml:space="preserve"> y docentes que te permita hacer los ajustes necesarios para cumplir con los objetivos de tu proyecto. Esta pauta debe ser respondida </w:t>
             </w:r>
             <w:r>
               <w:rPr>
@@ -289,7 +304,25 @@
                 <w:sz w:val="24"/>
                 <w:szCs w:val="24"/>
               </w:rPr>
-              <w:t>1. Mira tu carta Gantt y reflexiona sobre los avances de tu Proyecto APT</w:t>
+              <w:t xml:space="preserve">1. Mira </w:t>
+            </w:r>
+            <w:proofErr w:type="spellStart"/>
+            <w:r>
+              <w:rPr>
+                <w:rFonts w:eastAsiaTheme="majorEastAsia"/>
+                <w:sz w:val="24"/>
+                <w:szCs w:val="24"/>
+              </w:rPr>
+              <w:t>tu</w:t>
+            </w:r>
+            <w:proofErr w:type="spellEnd"/>
+            <w:r>
+              <w:rPr>
+                <w:rFonts w:eastAsiaTheme="majorEastAsia"/>
+                <w:sz w:val="24"/>
+                <w:szCs w:val="24"/>
+              </w:rPr>
+              <w:t xml:space="preserve"> carta Gantt y reflexiona sobre los avances de tu Proyecto APT</w:t>
             </w:r>
           </w:p>
         </w:tc>
@@ -336,22 +369,62 @@
           </w:p>
           <w:p>
             <w:pPr>
-              <w:jc w:val="both"/>
+              <w:spacing w:before="100" w:beforeAutospacing="1" w:after="100" w:afterAutospacing="1"/>
               <w:rPr>
-                <w:rFonts w:ascii="Calibri" w:hAnsi="Calibri"/>
-                <w:b/>
-                <w:bCs/>
-                <w:color w:val="1F4E79" w:themeColor="accent1" w:themeShade="80"/>
+                <w:rFonts w:ascii="Times New Roman" w:eastAsia="Times New Roman" w:hAnsi="Times New Roman" w:cs="Times New Roman"/>
+                <w:sz w:val="24"/>
+                <w:szCs w:val="24"/>
+                <w:lang w:eastAsia="es-CL"/>
               </w:rPr>
             </w:pPr>
             <w:r>
               <w:rPr>
-                <w:rFonts w:ascii="Calibri" w:hAnsi="Calibri"/>
-                <w:b/>
-                <w:bCs/>
-                <w:color w:val="1F4E79" w:themeColor="accent1" w:themeShade="80"/>
+                <w:rFonts w:ascii="Times New Roman" w:eastAsia="Times New Roman" w:hAnsi="Times New Roman" w:cs="Times New Roman"/>
+                <w:sz w:val="24"/>
+                <w:szCs w:val="24"/>
+                <w:lang w:eastAsia="es-CL"/>
               </w:rPr>
-              <w:t>Respecto a la carta grantt relacionada con el proyecto APT, únicamente se ha cumplido con la construcción de la cata grantt en sí, especificación de requerimientos y la definición del proyecto. Por lo tano, ambos documentos se han cumplido en los tiempos establecidos.</w:t>
+              <w:t>En relación con la carta Gantt del proyecto APT, se ha logrado cumplir con las actividades correspondientes a la elaboración de la carta Gantt, la especificación de requerimientos y la definición del proyecto. Por lo tanto, ambos entregables se completaron dentro de los plazos establecidos.</w:t>
+            </w:r>
+          </w:p>
+          <w:p>
+            <w:pPr>
+              <w:spacing w:before="100" w:beforeAutospacing="1" w:after="100" w:afterAutospacing="1"/>
+              <w:rPr>
+                <w:rFonts w:ascii="Times New Roman" w:eastAsia="Times New Roman" w:hAnsi="Times New Roman" w:cs="Times New Roman"/>
+                <w:sz w:val="24"/>
+                <w:szCs w:val="24"/>
+                <w:lang w:eastAsia="es-CL"/>
+              </w:rPr>
+            </w:pPr>
+            <w:r>
+              <w:rPr>
+                <w:rFonts w:ascii="Times New Roman" w:eastAsia="Times New Roman" w:hAnsi="Times New Roman" w:cs="Times New Roman"/>
+                <w:sz w:val="24"/>
+                <w:szCs w:val="24"/>
+                <w:lang w:eastAsia="es-CL"/>
+              </w:rPr>
+              <w:t>Adicionalmente, se ha logrado elaborar un mockup inicial, las historias de usuario, las licitaciones o entrevistas, así como los diagramas de procesos BPMN y los diagramas de casos de uso, lo que ha permitido avanzar significativamente en la estructuración del proyecto.</w:t>
+            </w:r>
+          </w:p>
+          <w:p>
+            <w:pPr>
+              <w:spacing w:before="100" w:beforeAutospacing="1" w:after="100" w:afterAutospacing="1"/>
+              <w:rPr>
+                <w:rFonts w:ascii="Times New Roman" w:eastAsia="Times New Roman" w:hAnsi="Times New Roman" w:cs="Times New Roman"/>
+                <w:sz w:val="24"/>
+                <w:szCs w:val="24"/>
+                <w:lang w:eastAsia="es-CL"/>
+              </w:rPr>
+            </w:pPr>
+            <w:r>
+              <w:rPr>
+                <w:rFonts w:ascii="Times New Roman" w:eastAsia="Times New Roman" w:hAnsi="Times New Roman" w:cs="Times New Roman"/>
+                <w:sz w:val="24"/>
+                <w:szCs w:val="24"/>
+                <w:lang w:eastAsia="es-CL"/>
+              </w:rPr>
+              <w:t>Los principales factores que facilitaron el cumplimiento de estas actividades fueron la planificación previa, la claridad en los objetivos y la adecuada gestión del tiempo. No obstante, algunos desafíos se presentaron en la coordinación de tareas y en la obtención oportuna de información necesaria para la elaboración de los documentos y diagramas.</w:t>
             </w:r>
           </w:p>
           <w:p>
@@ -490,25 +563,8 @@
               </w:rPr>
             </w:pPr>
             <w:r>
-              <w:rPr>
-                <w:rFonts w:ascii="Calibri" w:hAnsi="Calibri"/>
-                <w:b/>
-                <w:bCs/>
-                <w:color w:val="1F4E79" w:themeColor="accent1" w:themeShade="80"/>
-              </w:rPr>
-              <w:t>Planeo enfrentarlas con una capacidad creativa para enfrentar problemas y resolverlos con soluciones innovadoras.</w:t>
+              <w:t>Planeo enfrentar las dificultades del proyecto APT mediante el desarrollo y aplicación de una capacidad creativa orientada a la resolución de problemas, buscando siempre soluciones innovadoras y efectivas. Además, pretendo fortalecer la planificación y comunicación dentro del equipo, fomentar la flexibilidad ante posibles cambios y realizar un seguimiento constante del progreso para anticipar y mitigar posibles riesgos o retrasos.</w:t>
             </w:r>
-          </w:p>
-          <w:p>
-            <w:pPr>
-              <w:jc w:val="both"/>
-              <w:rPr>
-                <w:rFonts w:ascii="Calibri" w:hAnsi="Calibri"/>
-                <w:b/>
-                <w:bCs/>
-                <w:color w:val="1F4E79" w:themeColor="accent1" w:themeShade="80"/>
-              </w:rPr>
-            </w:pPr>
           </w:p>
           <w:p>
             <w:pPr>
@@ -743,31 +799,42 @@
           </w:p>
           <w:p>
             <w:pPr>
-              <w:jc w:val="both"/>
+              <w:spacing w:before="100" w:beforeAutospacing="1" w:after="100" w:afterAutospacing="1"/>
               <w:rPr>
-                <w:rFonts w:ascii="Calibri" w:hAnsi="Calibri"/>
-                <w:b/>
-                <w:bCs/>
-                <w:color w:val="1F4E79" w:themeColor="accent1" w:themeShade="80"/>
+                <w:rFonts w:ascii="Times New Roman" w:eastAsia="Times New Roman" w:hAnsi="Times New Roman" w:cs="Times New Roman"/>
+                <w:sz w:val="24"/>
+                <w:szCs w:val="24"/>
+                <w:lang w:eastAsia="es-CL"/>
               </w:rPr>
             </w:pPr>
             <w:r>
               <w:rPr>
-                <w:rFonts w:ascii="Calibri" w:hAnsi="Calibri"/>
-                <w:b/>
-                <w:bCs/>
-                <w:color w:val="1F4E79" w:themeColor="accent1" w:themeShade="80"/>
+                <w:rFonts w:ascii="Times New Roman" w:eastAsia="Times New Roman" w:hAnsi="Times New Roman" w:cs="Times New Roman"/>
+                <w:sz w:val="24"/>
+                <w:szCs w:val="24"/>
+                <w:lang w:eastAsia="es-CL"/>
               </w:rPr>
-              <w:t>Yo en mi trabajo estoy estrictamente pendiente o atento a las tareas o metas cumplir relacionadas con el proyecto</w:t>
+              <w:t>Evalúo mi trabajo de manera positiva, ya que me mantengo estrictamente atento al cumplimiento de las tareas y metas establecidas en el proyecto. Considero que mi compromiso, responsabilidad y constancia son aspectos personales fundamentales que he aplicado de manera efectiva en el desarrollo de mis actividades, por lo que los valoro como excelentes y esenciales para el logro de los objetivos.</w:t>
             </w:r>
+          </w:p>
+          <w:p>
+            <w:pPr>
+              <w:spacing w:before="100" w:beforeAutospacing="1" w:after="100" w:afterAutospacing="1"/>
+              <w:rPr>
+                <w:rFonts w:ascii="Times New Roman" w:eastAsia="Times New Roman" w:hAnsi="Times New Roman" w:cs="Times New Roman"/>
+                <w:sz w:val="24"/>
+                <w:szCs w:val="24"/>
+                <w:lang w:eastAsia="es-CL"/>
+              </w:rPr>
+            </w:pPr>
             <w:r>
               <w:rPr>
-                <w:rFonts w:ascii="Calibri" w:hAnsi="Calibri"/>
-                <w:b/>
-                <w:bCs/>
-                <w:color w:val="1F4E79" w:themeColor="accent1" w:themeShade="80"/>
+                <w:rFonts w:ascii="Times New Roman" w:eastAsia="Times New Roman" w:hAnsi="Times New Roman" w:cs="Times New Roman"/>
+                <w:sz w:val="24"/>
+                <w:szCs w:val="24"/>
+                <w:lang w:eastAsia="es-CL"/>
               </w:rPr>
-              <w:t>, lo cual, estos aspectos personales implementados en mi trabajo los evaluó excelentes y primordiales al momento de aplicarlos.</w:t>
+              <w:t>No obstante, reconozco que puedo mejorar en la optimización del tiempo y en la priorización de tareas, con el fin de incrementar aún más la eficiencia y el rendimiento general de mi trabajo.</w:t>
             </w:r>
           </w:p>
           <w:p>
@@ -924,7 +991,47 @@
                 <w:bCs/>
                 <w:color w:val="1F4E79" w:themeColor="accent1" w:themeShade="80"/>
               </w:rPr>
-              <w:t>Tengo dudas respecto a la documentación a desarrollar, ya que, desconozco el formato de aquello, por ejemplo, la documentación encargada de especificar los requerimientos ya sea funcionales o no funcionales, el versionamiento del proyecto y el formato de como se debe demostrar los cambios en un documento.</w:t>
+              <w:t xml:space="preserve">Tengo dudas respecto a la documentación a desarrollar, ya que, desconozco el formato de aquello, por ejemplo, la documentación encargada de especificar los requerimientos ya sea funcionales o no funcionales, el </w:t>
+            </w:r>
+            <w:proofErr w:type="spellStart"/>
+            <w:r>
+              <w:rPr>
+                <w:rFonts w:ascii="Calibri" w:hAnsi="Calibri"/>
+                <w:b/>
+                <w:bCs/>
+                <w:color w:val="1F4E79" w:themeColor="accent1" w:themeShade="80"/>
+              </w:rPr>
+              <w:t>versionamiento</w:t>
+            </w:r>
+            <w:proofErr w:type="spellEnd"/>
+            <w:r>
+              <w:rPr>
+                <w:rFonts w:ascii="Calibri" w:hAnsi="Calibri"/>
+                <w:b/>
+                <w:bCs/>
+                <w:color w:val="1F4E79" w:themeColor="accent1" w:themeShade="80"/>
+              </w:rPr>
+              <w:t xml:space="preserve"> del proyecto y el formato de </w:t>
+            </w:r>
+            <w:proofErr w:type="spellStart"/>
+            <w:r>
+              <w:rPr>
+                <w:rFonts w:ascii="Calibri" w:hAnsi="Calibri"/>
+                <w:b/>
+                <w:bCs/>
+                <w:color w:val="1F4E79" w:themeColor="accent1" w:themeShade="80"/>
+              </w:rPr>
+              <w:t>como</w:t>
+            </w:r>
+            <w:proofErr w:type="spellEnd"/>
+            <w:r>
+              <w:rPr>
+                <w:rFonts w:ascii="Calibri" w:hAnsi="Calibri"/>
+                <w:b/>
+                <w:bCs/>
+                <w:color w:val="1F4E79" w:themeColor="accent1" w:themeShade="80"/>
+              </w:rPr>
+              <w:t xml:space="preserve"> se debe demostrar los cambios en un documento.</w:t>
             </w:r>
           </w:p>
           <w:p>
@@ -1195,8 +1302,18 @@
                 <w:sz w:val="24"/>
                 <w:szCs w:val="24"/>
               </w:rPr>
-              <w:t>. APT  grupal</w:t>
+              <w:t xml:space="preserve">. </w:t>
             </w:r>
+            <w:proofErr w:type="gramStart"/>
+            <w:r>
+              <w:rPr>
+                <w:rFonts w:eastAsiaTheme="majorEastAsia"/>
+                <w:sz w:val="24"/>
+                <w:szCs w:val="24"/>
+              </w:rPr>
+              <w:t>APT  grupal</w:t>
+            </w:r>
+            <w:proofErr w:type="gramEnd"/>
           </w:p>
         </w:tc>
       </w:tr>
@@ -1226,7 +1343,6 @@
                 <w:sz w:val="24"/>
                 <w:szCs w:val="24"/>
               </w:rPr>
-              <w:lastRenderedPageBreak/>
               <w:t>¿Cómo evalúan el trabajo en grupo? ¿Qué aspectos positivos destacan? ¿Qué aspectos podrían mejorar?</w:t>
             </w:r>
           </w:p>
@@ -1336,7 +1452,7 @@
 </file>
 
 <file path=word/endnotes.xml><?xml version="1.0" encoding="utf-8"?>
-<w:endnotes xmlns:wpc="http://schemas.microsoft.com/office/word/2010/wordprocessingCanvas" xmlns:cx="http://schemas.microsoft.com/office/drawing/2014/chartex" xmlns:mc="http://schemas.openxmlformats.org/markup-compatibility/2006" xmlns:o="urn:schemas-microsoft-com:office:office" xmlns:r="http://schemas.openxmlformats.org/officeDocument/2006/relationships" xmlns:m="http://schemas.openxmlformats.org/officeDocument/2006/math" xmlns:v="urn:schemas-microsoft-com:vml" xmlns:wp14="http://schemas.microsoft.com/office/word/2010/wordprocessingDrawing" xmlns:wp="http://schemas.openxmlformats.org/drawingml/2006/wordprocessingDrawing" xmlns:w10="urn:schemas-microsoft-com:office:word" xmlns:w="http://schemas.openxmlformats.org/wordprocessingml/2006/main" xmlns:w14="http://schemas.microsoft.com/office/word/2010/wordml" xmlns:w15="http://schemas.microsoft.com/office/word/2012/wordml" xmlns:w16se="http://schemas.microsoft.com/office/word/2015/wordml/symex" xmlns:wpg="http://schemas.microsoft.com/office/word/2010/wordprocessingGroup" xmlns:wpi="http://schemas.microsoft.com/office/word/2010/wordprocessingInk" xmlns:wne="http://schemas.microsoft.com/office/word/2006/wordml" xmlns:wps="http://schemas.microsoft.com/office/word/2010/wordprocessingShape" mc:Ignorable="w14 w15 w16se wp14">
+<w:endnotes xmlns:wpc="http://schemas.microsoft.com/office/word/2010/wordprocessingCanvas" xmlns:cx="http://schemas.microsoft.com/office/drawing/2014/chartex" xmlns:cx1="http://schemas.microsoft.com/office/drawing/2015/9/8/chartex" xmlns:cx2="http://schemas.microsoft.com/office/drawing/2015/10/21/chartex" xmlns:cx3="http://schemas.microsoft.com/office/drawing/2016/5/9/chartex" xmlns:cx4="http://schemas.microsoft.com/office/drawing/2016/5/10/chartex" xmlns:cx5="http://schemas.microsoft.com/office/drawing/2016/5/11/chartex" xmlns:cx6="http://schemas.microsoft.com/office/drawing/2016/5/12/chartex" xmlns:cx7="http://schemas.microsoft.com/office/drawing/2016/5/13/chartex" xmlns:cx8="http://schemas.microsoft.com/office/drawing/2016/5/14/chartex" xmlns:mc="http://schemas.openxmlformats.org/markup-compatibility/2006" xmlns:aink="http://schemas.microsoft.com/office/drawing/2016/ink" xmlns:am3d="http://schemas.microsoft.com/office/drawing/2017/model3d" xmlns:o="urn:schemas-microsoft-com:office:office" xmlns:r="http://schemas.openxmlformats.org/officeDocument/2006/relationships" xmlns:m="http://schemas.openxmlformats.org/officeDocument/2006/math" xmlns:v="urn:schemas-microsoft-com:vml" xmlns:wp14="http://schemas.microsoft.com/office/word/2010/wordprocessingDrawing" xmlns:wp="http://schemas.openxmlformats.org/drawingml/2006/wordprocessingDrawing" xmlns:w10="urn:schemas-microsoft-com:office:word" xmlns:w="http://schemas.openxmlformats.org/wordprocessingml/2006/main" xmlns:w14="http://schemas.microsoft.com/office/word/2010/wordml" xmlns:w15="http://schemas.microsoft.com/office/word/2012/wordml" xmlns:w16cex="http://schemas.microsoft.com/office/word/2018/wordml/cex" xmlns:w16cid="http://schemas.microsoft.com/office/word/2016/wordml/cid" xmlns:w16="http://schemas.microsoft.com/office/word/2018/wordml" xmlns:w16sdtdh="http://schemas.microsoft.com/office/word/2020/wordml/sdtdatahash" xmlns:w16se="http://schemas.microsoft.com/office/word/2015/wordml/symex" xmlns:wpg="http://schemas.microsoft.com/office/word/2010/wordprocessingGroup" xmlns:wpi="http://schemas.microsoft.com/office/word/2010/wordprocessingInk" xmlns:wne="http://schemas.microsoft.com/office/word/2006/wordml" xmlns:wps="http://schemas.microsoft.com/office/word/2010/wordprocessingShape" mc:Ignorable="w14 w15 w16se w16cid w16 w16cex w16sdtdh wp14">
   <w:endnote w:type="separator" w:id="-1">
     <w:p>
       <w:pPr>
@@ -1361,7 +1477,7 @@
 </file>
 
 <file path=word/footer1.xml><?xml version="1.0" encoding="utf-8"?>
-<w:ftr xmlns:wpc="http://schemas.microsoft.com/office/word/2010/wordprocessingCanvas" xmlns:cx="http://schemas.microsoft.com/office/drawing/2014/chartex" xmlns:mc="http://schemas.openxmlformats.org/markup-compatibility/2006" xmlns:o="urn:schemas-microsoft-com:office:office" xmlns:r="http://schemas.openxmlformats.org/officeDocument/2006/relationships" xmlns:m="http://schemas.openxmlformats.org/officeDocument/2006/math" xmlns:v="urn:schemas-microsoft-com:vml" xmlns:wp14="http://schemas.microsoft.com/office/word/2010/wordprocessingDrawing" xmlns:wp="http://schemas.openxmlformats.org/drawingml/2006/wordprocessingDrawing" xmlns:w10="urn:schemas-microsoft-com:office:word" xmlns:w="http://schemas.openxmlformats.org/wordprocessingml/2006/main" xmlns:w14="http://schemas.microsoft.com/office/word/2010/wordml" xmlns:w15="http://schemas.microsoft.com/office/word/2012/wordml" xmlns:w16se="http://schemas.microsoft.com/office/word/2015/wordml/symex" xmlns:wpg="http://schemas.microsoft.com/office/word/2010/wordprocessingGroup" xmlns:wpi="http://schemas.microsoft.com/office/word/2010/wordprocessingInk" xmlns:wne="http://schemas.microsoft.com/office/word/2006/wordml" xmlns:wps="http://schemas.microsoft.com/office/word/2010/wordprocessingShape" mc:Ignorable="w14 w15 w16se wp14">
+<w:ftr xmlns:wpc="http://schemas.microsoft.com/office/word/2010/wordprocessingCanvas" xmlns:cx="http://schemas.microsoft.com/office/drawing/2014/chartex" xmlns:cx1="http://schemas.microsoft.com/office/drawing/2015/9/8/chartex" xmlns:cx2="http://schemas.microsoft.com/office/drawing/2015/10/21/chartex" xmlns:cx3="http://schemas.microsoft.com/office/drawing/2016/5/9/chartex" xmlns:cx4="http://schemas.microsoft.com/office/drawing/2016/5/10/chartex" xmlns:cx5="http://schemas.microsoft.com/office/drawing/2016/5/11/chartex" xmlns:cx6="http://schemas.microsoft.com/office/drawing/2016/5/12/chartex" xmlns:cx7="http://schemas.microsoft.com/office/drawing/2016/5/13/chartex" xmlns:cx8="http://schemas.microsoft.com/office/drawing/2016/5/14/chartex" xmlns:mc="http://schemas.openxmlformats.org/markup-compatibility/2006" xmlns:aink="http://schemas.microsoft.com/office/drawing/2016/ink" xmlns:am3d="http://schemas.microsoft.com/office/drawing/2017/model3d" xmlns:o="urn:schemas-microsoft-com:office:office" xmlns:r="http://schemas.openxmlformats.org/officeDocument/2006/relationships" xmlns:m="http://schemas.openxmlformats.org/officeDocument/2006/math" xmlns:v="urn:schemas-microsoft-com:vml" xmlns:wp14="http://schemas.microsoft.com/office/word/2010/wordprocessingDrawing" xmlns:wp="http://schemas.openxmlformats.org/drawingml/2006/wordprocessingDrawing" xmlns:w10="urn:schemas-microsoft-com:office:word" xmlns:w="http://schemas.openxmlformats.org/wordprocessingml/2006/main" xmlns:w14="http://schemas.microsoft.com/office/word/2010/wordml" xmlns:w15="http://schemas.microsoft.com/office/word/2012/wordml" xmlns:w16cex="http://schemas.microsoft.com/office/word/2018/wordml/cex" xmlns:w16cid="http://schemas.microsoft.com/office/word/2016/wordml/cid" xmlns:w16="http://schemas.microsoft.com/office/word/2018/wordml" xmlns:w16sdtdh="http://schemas.microsoft.com/office/word/2020/wordml/sdtdatahash" xmlns:w16se="http://schemas.microsoft.com/office/word/2015/wordml/symex" xmlns:wpg="http://schemas.microsoft.com/office/word/2010/wordprocessingGroup" xmlns:wpi="http://schemas.microsoft.com/office/word/2010/wordprocessingInk" xmlns:wne="http://schemas.microsoft.com/office/word/2006/wordml" xmlns:wps="http://schemas.microsoft.com/office/word/2010/wordprocessingShape" mc:Ignorable="w14 w15 w16se w16cid w16 w16cex w16sdtdh wp14">
   <w:sdt>
     <w:sdtPr>
       <w:id w:val="-937982979"/>
@@ -1582,7 +1698,7 @@
             </mc:Choice>
             <mc:Fallback>
               <w:pict>
-                <v:group w14:anchorId="51D00065" id="Grupo 32" o:spid="_x0000_s1026" style="position:absolute;margin-left:0;margin-top:0;width:610.5pt;height:15pt;z-index:251659264;mso-width-percent:1000;mso-position-horizontal:center;mso-position-horizontal-relative:page;mso-position-vertical:center;mso-position-vertical-relative:bottom-margin-area;mso-width-percent:1000" coordorigin=",14970" coordsize="12255,300" o:gfxdata="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">
+                <v:group w14:anchorId="51D00065" id="Grupo 32" o:spid="_x0000_s1026" style="position:absolute;margin-left:0;margin-top:0;width:610.5pt;height:15pt;z-index:251659264;mso-width-percent:1000;mso-position-horizontal:center;mso-position-horizontal-relative:page;mso-position-vertical:center;mso-position-vertical-relative:bottom-margin-area;mso-width-percent:1000" coordorigin=",14970" coordsize="12255,300" o:gfxdata="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">
                   <v:shapetype id="_x0000_t202" coordsize="21600,21600" o:spt="202" path="m,l,21600r21600,l21600,xe">
                     <v:stroke joinstyle="miter"/>
                     <v:path gradientshapeok="t" o:connecttype="rect"/>
@@ -1649,7 +1765,7 @@
 </file>
 
 <file path=word/footnotes.xml><?xml version="1.0" encoding="utf-8"?>
-<w:footnotes xmlns:wpc="http://schemas.microsoft.com/office/word/2010/wordprocessingCanvas" xmlns:cx="http://schemas.microsoft.com/office/drawing/2014/chartex" xmlns:mc="http://schemas.openxmlformats.org/markup-compatibility/2006" xmlns:o="urn:schemas-microsoft-com:office:office" xmlns:r="http://schemas.openxmlformats.org/officeDocument/2006/relationships" xmlns:m="http://schemas.openxmlformats.org/officeDocument/2006/math" xmlns:v="urn:schemas-microsoft-com:vml" xmlns:wp14="http://schemas.microsoft.com/office/word/2010/wordprocessingDrawing" xmlns:wp="http://schemas.openxmlformats.org/drawingml/2006/wordprocessingDrawing" xmlns:w10="urn:schemas-microsoft-com:office:word" xmlns:w="http://schemas.openxmlformats.org/wordprocessingml/2006/main" xmlns:w14="http://schemas.microsoft.com/office/word/2010/wordml" xmlns:w15="http://schemas.microsoft.com/office/word/2012/wordml" xmlns:w16se="http://schemas.microsoft.com/office/word/2015/wordml/symex" xmlns:wpg="http://schemas.microsoft.com/office/word/2010/wordprocessingGroup" xmlns:wpi="http://schemas.microsoft.com/office/word/2010/wordprocessingInk" xmlns:wne="http://schemas.microsoft.com/office/word/2006/wordml" xmlns:wps="http://schemas.microsoft.com/office/word/2010/wordprocessingShape" mc:Ignorable="w14 w15 w16se wp14">
+<w:footnotes xmlns:wpc="http://schemas.microsoft.com/office/word/2010/wordprocessingCanvas" xmlns:cx="http://schemas.microsoft.com/office/drawing/2014/chartex" xmlns:cx1="http://schemas.microsoft.com/office/drawing/2015/9/8/chartex" xmlns:cx2="http://schemas.microsoft.com/office/drawing/2015/10/21/chartex" xmlns:cx3="http://schemas.microsoft.com/office/drawing/2016/5/9/chartex" xmlns:cx4="http://schemas.microsoft.com/office/drawing/2016/5/10/chartex" xmlns:cx5="http://schemas.microsoft.com/office/drawing/2016/5/11/chartex" xmlns:cx6="http://schemas.microsoft.com/office/drawing/2016/5/12/chartex" xmlns:cx7="http://schemas.microsoft.com/office/drawing/2016/5/13/chartex" xmlns:cx8="http://schemas.microsoft.com/office/drawing/2016/5/14/chartex" xmlns:mc="http://schemas.openxmlformats.org/markup-compatibility/2006" xmlns:aink="http://schemas.microsoft.com/office/drawing/2016/ink" xmlns:am3d="http://schemas.microsoft.com/office/drawing/2017/model3d" xmlns:o="urn:schemas-microsoft-com:office:office" xmlns:r="http://schemas.openxmlformats.org/officeDocument/2006/relationships" xmlns:m="http://schemas.openxmlformats.org/officeDocument/2006/math" xmlns:v="urn:schemas-microsoft-com:vml" xmlns:wp14="http://schemas.microsoft.com/office/word/2010/wordprocessingDrawing" xmlns:wp="http://schemas.openxmlformats.org/drawingml/2006/wordprocessingDrawing" xmlns:w10="urn:schemas-microsoft-com:office:word" xmlns:w="http://schemas.openxmlformats.org/wordprocessingml/2006/main" xmlns:w14="http://schemas.microsoft.com/office/word/2010/wordml" xmlns:w15="http://schemas.microsoft.com/office/word/2012/wordml" xmlns:w16cex="http://schemas.microsoft.com/office/word/2018/wordml/cex" xmlns:w16cid="http://schemas.microsoft.com/office/word/2016/wordml/cid" xmlns:w16="http://schemas.microsoft.com/office/word/2018/wordml" xmlns:w16sdtdh="http://schemas.microsoft.com/office/word/2020/wordml/sdtdatahash" xmlns:w16se="http://schemas.microsoft.com/office/word/2015/wordml/symex" xmlns:wpg="http://schemas.microsoft.com/office/word/2010/wordprocessingGroup" xmlns:wpi="http://schemas.microsoft.com/office/word/2010/wordprocessingInk" xmlns:wne="http://schemas.microsoft.com/office/word/2006/wordml" xmlns:wps="http://schemas.microsoft.com/office/word/2010/wordprocessingShape" mc:Ignorable="w14 w15 w16se w16cid w16 w16cex w16sdtdh wp14">
   <w:footnote w:type="separator" w:id="-1">
     <w:p>
       <w:pPr>
@@ -1674,7 +1790,7 @@
 </file>
 
 <file path=word/header1.xml><?xml version="1.0" encoding="utf-8"?>
-<w:hdr xmlns:wpc="http://schemas.microsoft.com/office/word/2010/wordprocessingCanvas" xmlns:cx="http://schemas.microsoft.com/office/drawing/2014/chartex" xmlns:mc="http://schemas.openxmlformats.org/markup-compatibility/2006" xmlns:o="urn:schemas-microsoft-com:office:office" xmlns:r="http://schemas.openxmlformats.org/officeDocument/2006/relationships" xmlns:m="http://schemas.openxmlformats.org/officeDocument/2006/math" xmlns:v="urn:schemas-microsoft-com:vml" xmlns:wp14="http://schemas.microsoft.com/office/word/2010/wordprocessingDrawing" xmlns:wp="http://schemas.openxmlformats.org/drawingml/2006/wordprocessingDrawing" xmlns:w10="urn:schemas-microsoft-com:office:word" xmlns:w="http://schemas.openxmlformats.org/wordprocessingml/2006/main" xmlns:w14="http://schemas.microsoft.com/office/word/2010/wordml" xmlns:w15="http://schemas.microsoft.com/office/word/2012/wordml" xmlns:w16se="http://schemas.microsoft.com/office/word/2015/wordml/symex" xmlns:wpg="http://schemas.microsoft.com/office/word/2010/wordprocessingGroup" xmlns:wpi="http://schemas.microsoft.com/office/word/2010/wordprocessingInk" xmlns:wne="http://schemas.microsoft.com/office/word/2006/wordml" xmlns:wps="http://schemas.microsoft.com/office/word/2010/wordprocessingShape" mc:Ignorable="w14 w15 w16se wp14">
+<w:hdr xmlns:wpc="http://schemas.microsoft.com/office/word/2010/wordprocessingCanvas" xmlns:cx="http://schemas.microsoft.com/office/drawing/2014/chartex" xmlns:cx1="http://schemas.microsoft.com/office/drawing/2015/9/8/chartex" xmlns:cx2="http://schemas.microsoft.com/office/drawing/2015/10/21/chartex" xmlns:cx3="http://schemas.microsoft.com/office/drawing/2016/5/9/chartex" xmlns:cx4="http://schemas.microsoft.com/office/drawing/2016/5/10/chartex" xmlns:cx5="http://schemas.microsoft.com/office/drawing/2016/5/11/chartex" xmlns:cx6="http://schemas.microsoft.com/office/drawing/2016/5/12/chartex" xmlns:cx7="http://schemas.microsoft.com/office/drawing/2016/5/13/chartex" xmlns:cx8="http://schemas.microsoft.com/office/drawing/2016/5/14/chartex" xmlns:mc="http://schemas.openxmlformats.org/markup-compatibility/2006" xmlns:aink="http://schemas.microsoft.com/office/drawing/2016/ink" xmlns:am3d="http://schemas.microsoft.com/office/drawing/2017/model3d" xmlns:o="urn:schemas-microsoft-com:office:office" xmlns:r="http://schemas.openxmlformats.org/officeDocument/2006/relationships" xmlns:m="http://schemas.openxmlformats.org/officeDocument/2006/math" xmlns:v="urn:schemas-microsoft-com:vml" xmlns:wp14="http://schemas.microsoft.com/office/word/2010/wordprocessingDrawing" xmlns:wp="http://schemas.openxmlformats.org/drawingml/2006/wordprocessingDrawing" xmlns:w10="urn:schemas-microsoft-com:office:word" xmlns:w="http://schemas.openxmlformats.org/wordprocessingml/2006/main" xmlns:w14="http://schemas.microsoft.com/office/word/2010/wordml" xmlns:w15="http://schemas.microsoft.com/office/word/2012/wordml" xmlns:w16cex="http://schemas.microsoft.com/office/word/2018/wordml/cex" xmlns:w16cid="http://schemas.microsoft.com/office/word/2016/wordml/cid" xmlns:w16="http://schemas.microsoft.com/office/word/2018/wordml" xmlns:w16sdtdh="http://schemas.microsoft.com/office/word/2020/wordml/sdtdatahash" xmlns:w16se="http://schemas.microsoft.com/office/word/2015/wordml/symex" xmlns:wpg="http://schemas.microsoft.com/office/word/2010/wordprocessingGroup" xmlns:wpi="http://schemas.microsoft.com/office/word/2010/wordprocessingInk" xmlns:wne="http://schemas.microsoft.com/office/word/2006/wordml" xmlns:wps="http://schemas.microsoft.com/office/word/2010/wordprocessingShape" mc:Ignorable="w14 w15 w16se w16cid w16 w16cex w16sdtdh wp14">
   <w:tbl>
     <w:tblPr>
       <w:tblStyle w:val="Tablaconcuadrcula"/>
@@ -1854,7 +1970,7 @@
 </file>
 
 <file path=word/header2.xml><?xml version="1.0" encoding="utf-8"?>
-<w:hdr xmlns:wpc="http://schemas.microsoft.com/office/word/2010/wordprocessingCanvas" xmlns:cx="http://schemas.microsoft.com/office/drawing/2014/chartex" xmlns:mc="http://schemas.openxmlformats.org/markup-compatibility/2006" xmlns:o="urn:schemas-microsoft-com:office:office" xmlns:r="http://schemas.openxmlformats.org/officeDocument/2006/relationships" xmlns:m="http://schemas.openxmlformats.org/officeDocument/2006/math" xmlns:v="urn:schemas-microsoft-com:vml" xmlns:wp14="http://schemas.microsoft.com/office/word/2010/wordprocessingDrawing" xmlns:wp="http://schemas.openxmlformats.org/drawingml/2006/wordprocessingDrawing" xmlns:w10="urn:schemas-microsoft-com:office:word" xmlns:w="http://schemas.openxmlformats.org/wordprocessingml/2006/main" xmlns:w14="http://schemas.microsoft.com/office/word/2010/wordml" xmlns:w15="http://schemas.microsoft.com/office/word/2012/wordml" xmlns:w16se="http://schemas.microsoft.com/office/word/2015/wordml/symex" xmlns:wpg="http://schemas.microsoft.com/office/word/2010/wordprocessingGroup" xmlns:wpi="http://schemas.microsoft.com/office/word/2010/wordprocessingInk" xmlns:wne="http://schemas.microsoft.com/office/word/2006/wordml" xmlns:wps="http://schemas.microsoft.com/office/word/2010/wordprocessingShape" mc:Ignorable="w14 w15 w16se wp14">
+<w:hdr xmlns:wpc="http://schemas.microsoft.com/office/word/2010/wordprocessingCanvas" xmlns:cx="http://schemas.microsoft.com/office/drawing/2014/chartex" xmlns:cx1="http://schemas.microsoft.com/office/drawing/2015/9/8/chartex" xmlns:cx2="http://schemas.microsoft.com/office/drawing/2015/10/21/chartex" xmlns:cx3="http://schemas.microsoft.com/office/drawing/2016/5/9/chartex" xmlns:cx4="http://schemas.microsoft.com/office/drawing/2016/5/10/chartex" xmlns:cx5="http://schemas.microsoft.com/office/drawing/2016/5/11/chartex" xmlns:cx6="http://schemas.microsoft.com/office/drawing/2016/5/12/chartex" xmlns:cx7="http://schemas.microsoft.com/office/drawing/2016/5/13/chartex" xmlns:cx8="http://schemas.microsoft.com/office/drawing/2016/5/14/chartex" xmlns:mc="http://schemas.openxmlformats.org/markup-compatibility/2006" xmlns:aink="http://schemas.microsoft.com/office/drawing/2016/ink" xmlns:am3d="http://schemas.microsoft.com/office/drawing/2017/model3d" xmlns:o="urn:schemas-microsoft-com:office:office" xmlns:r="http://schemas.openxmlformats.org/officeDocument/2006/relationships" xmlns:m="http://schemas.openxmlformats.org/officeDocument/2006/math" xmlns:v="urn:schemas-microsoft-com:vml" xmlns:wp14="http://schemas.microsoft.com/office/word/2010/wordprocessingDrawing" xmlns:wp="http://schemas.openxmlformats.org/drawingml/2006/wordprocessingDrawing" xmlns:w10="urn:schemas-microsoft-com:office:word" xmlns:w="http://schemas.openxmlformats.org/wordprocessingml/2006/main" xmlns:w14="http://schemas.microsoft.com/office/word/2010/wordml" xmlns:w15="http://schemas.microsoft.com/office/word/2012/wordml" xmlns:w16cex="http://schemas.microsoft.com/office/word/2018/wordml/cex" xmlns:w16cid="http://schemas.microsoft.com/office/word/2016/wordml/cid" xmlns:w16="http://schemas.microsoft.com/office/word/2018/wordml" xmlns:w16sdtdh="http://schemas.microsoft.com/office/word/2020/wordml/sdtdatahash" xmlns:w16se="http://schemas.microsoft.com/office/word/2015/wordml/symex" xmlns:wpg="http://schemas.microsoft.com/office/word/2010/wordprocessingGroup" xmlns:wpi="http://schemas.microsoft.com/office/word/2010/wordprocessingInk" xmlns:wne="http://schemas.microsoft.com/office/word/2006/wordml" xmlns:wps="http://schemas.microsoft.com/office/word/2010/wordprocessingShape" mc:Ignorable="w14 w15 w16se w16cid w16 w16cex w16sdtdh wp14">
   <w:tbl>
     <w:tblPr>
       <w:tblStyle w:val="Tablaconcuadrcula"/>
@@ -2129,7 +2245,7 @@
 </file>
 
 <file path=word/numbering.xml><?xml version="1.0" encoding="utf-8"?>
-<w:numbering xmlns:wpc="http://schemas.microsoft.com/office/word/2010/wordprocessingCanvas" xmlns:cx="http://schemas.microsoft.com/office/drawing/2014/chartex" xmlns:mc="http://schemas.openxmlformats.org/markup-compatibility/2006" xmlns:o="urn:schemas-microsoft-com:office:office" xmlns:r="http://schemas.openxmlformats.org/officeDocument/2006/relationships" xmlns:m="http://schemas.openxmlformats.org/officeDocument/2006/math" xmlns:v="urn:schemas-microsoft-com:vml" xmlns:wp14="http://schemas.microsoft.com/office/word/2010/wordprocessingDrawing" xmlns:wp="http://schemas.openxmlformats.org/drawingml/2006/wordprocessingDrawing" xmlns:w10="urn:schemas-microsoft-com:office:word" xmlns:w="http://schemas.openxmlformats.org/wordprocessingml/2006/main" xmlns:w14="http://schemas.microsoft.com/office/word/2010/wordml" xmlns:w15="http://schemas.microsoft.com/office/word/2012/wordml" xmlns:w16se="http://schemas.microsoft.com/office/word/2015/wordml/symex" xmlns:wpg="http://schemas.microsoft.com/office/word/2010/wordprocessingGroup" xmlns:wpi="http://schemas.microsoft.com/office/word/2010/wordprocessingInk" xmlns:wne="http://schemas.microsoft.com/office/word/2006/wordml" xmlns:wps="http://schemas.microsoft.com/office/word/2010/wordprocessingShape" mc:Ignorable="w14 w15 w16se wp14">
+<w:numbering xmlns:wpc="http://schemas.microsoft.com/office/word/2010/wordprocessingCanvas" xmlns:cx="http://schemas.microsoft.com/office/drawing/2014/chartex" xmlns:cx1="http://schemas.microsoft.com/office/drawing/2015/9/8/chartex" xmlns:cx2="http://schemas.microsoft.com/office/drawing/2015/10/21/chartex" xmlns:cx3="http://schemas.microsoft.com/office/drawing/2016/5/9/chartex" xmlns:cx4="http://schemas.microsoft.com/office/drawing/2016/5/10/chartex" xmlns:cx5="http://schemas.microsoft.com/office/drawing/2016/5/11/chartex" xmlns:cx6="http://schemas.microsoft.com/office/drawing/2016/5/12/chartex" xmlns:cx7="http://schemas.microsoft.com/office/drawing/2016/5/13/chartex" xmlns:cx8="http://schemas.microsoft.com/office/drawing/2016/5/14/chartex" xmlns:mc="http://schemas.openxmlformats.org/markup-compatibility/2006" xmlns:aink="http://schemas.microsoft.com/office/drawing/2016/ink" xmlns:am3d="http://schemas.microsoft.com/office/drawing/2017/model3d" xmlns:o="urn:schemas-microsoft-com:office:office" xmlns:r="http://schemas.openxmlformats.org/officeDocument/2006/relationships" xmlns:m="http://schemas.openxmlformats.org/officeDocument/2006/math" xmlns:v="urn:schemas-microsoft-com:vml" xmlns:wp14="http://schemas.microsoft.com/office/word/2010/wordprocessingDrawing" xmlns:wp="http://schemas.openxmlformats.org/drawingml/2006/wordprocessingDrawing" xmlns:w10="urn:schemas-microsoft-com:office:word" xmlns:w="http://schemas.openxmlformats.org/wordprocessingml/2006/main" xmlns:w14="http://schemas.microsoft.com/office/word/2010/wordml" xmlns:w15="http://schemas.microsoft.com/office/word/2012/wordml" xmlns:w16cex="http://schemas.microsoft.com/office/word/2018/wordml/cex" xmlns:w16cid="http://schemas.microsoft.com/office/word/2016/wordml/cid" xmlns:w16="http://schemas.microsoft.com/office/word/2018/wordml" xmlns:w16sdtdh="http://schemas.microsoft.com/office/word/2020/wordml/sdtdatahash" xmlns:w16se="http://schemas.microsoft.com/office/word/2015/wordml/symex" xmlns:wpg="http://schemas.microsoft.com/office/word/2010/wordprocessingGroup" xmlns:wpi="http://schemas.microsoft.com/office/word/2010/wordprocessingInk" xmlns:wne="http://schemas.microsoft.com/office/word/2006/wordml" xmlns:wps="http://schemas.microsoft.com/office/word/2010/wordprocessingShape" mc:Ignorable="w14 w15 w16se w16cid w16 w16cex w16sdtdh wp14">
   <w:abstractNum w:abstractNumId="0" w15:restartNumberingAfterBreak="0">
     <w:nsid w:val="049156A1"/>
     <w:multiLevelType w:val="hybridMultilevel"/>
@@ -6828,7 +6944,7 @@
 </file>
 
 <file path=word/styles.xml><?xml version="1.0" encoding="utf-8"?>
-<w:styles xmlns:mc="http://schemas.openxmlformats.org/markup-compatibility/2006" xmlns:r="http://schemas.openxmlformats.org/officeDocument/2006/relationships" xmlns:w="http://schemas.openxmlformats.org/wordprocessingml/2006/main" xmlns:w14="http://schemas.microsoft.com/office/word/2010/wordml" xmlns:w15="http://schemas.microsoft.com/office/word/2012/wordml" xmlns:w16se="http://schemas.microsoft.com/office/word/2015/wordml/symex" mc:Ignorable="w14 w15 w16se">
+<w:styles xmlns:mc="http://schemas.openxmlformats.org/markup-compatibility/2006" xmlns:r="http://schemas.openxmlformats.org/officeDocument/2006/relationships" xmlns:w="http://schemas.openxmlformats.org/wordprocessingml/2006/main" xmlns:w14="http://schemas.microsoft.com/office/word/2010/wordml" xmlns:w15="http://schemas.microsoft.com/office/word/2012/wordml" xmlns:w16cex="http://schemas.microsoft.com/office/word/2018/wordml/cex" xmlns:w16cid="http://schemas.microsoft.com/office/word/2016/wordml/cid" xmlns:w16="http://schemas.microsoft.com/office/word/2018/wordml" xmlns:w16sdtdh="http://schemas.microsoft.com/office/word/2020/wordml/sdtdatahash" xmlns:w16se="http://schemas.microsoft.com/office/word/2015/wordml/symex" mc:Ignorable="w14 w15 w16se w16cid w16 w16cex w16sdtdh">
   <w:docDefaults>
     <w:rPrDefault>
       <w:rPr>
@@ -6844,7 +6960,7 @@
       </w:pPr>
     </w:pPrDefault>
   </w:docDefaults>
-  <w:latentStyles w:defLockedState="0" w:defUIPriority="99" w:defSemiHidden="0" w:defUnhideWhenUsed="0" w:defQFormat="0" w:count="371">
+  <w:latentStyles w:defLockedState="0" w:defUIPriority="99" w:defSemiHidden="0" w:defUnhideWhenUsed="0" w:defQFormat="0" w:count="376">
     <w:lsdException w:name="Normal" w:uiPriority="0" w:qFormat="1"/>
     <w:lsdException w:name="heading 1" w:uiPriority="9" w:qFormat="1"/>
     <w:lsdException w:name="heading 2" w:semiHidden="1" w:uiPriority="9" w:unhideWhenUsed="1" w:qFormat="1"/>
@@ -6950,7 +7066,6 @@
     <w:lsdException w:name="HTML Sample" w:semiHidden="1" w:unhideWhenUsed="1"/>
     <w:lsdException w:name="HTML Typewriter" w:semiHidden="1" w:unhideWhenUsed="1"/>
     <w:lsdException w:name="HTML Variable" w:semiHidden="1" w:unhideWhenUsed="1"/>
-    <w:lsdException w:name="Normal Table" w:semiHidden="1" w:unhideWhenUsed="1"/>
     <w:lsdException w:name="annotation subject" w:semiHidden="1" w:unhideWhenUsed="1"/>
     <w:lsdException w:name="No List" w:semiHidden="1" w:unhideWhenUsed="1"/>
     <w:lsdException w:name="Outline List 1" w:semiHidden="1" w:unhideWhenUsed="1"/>
@@ -6993,11 +7108,8 @@
     <w:lsdException w:name="Table Contemporary" w:semiHidden="1" w:unhideWhenUsed="1"/>
     <w:lsdException w:name="Table Elegant" w:semiHidden="1" w:unhideWhenUsed="1"/>
     <w:lsdException w:name="Table Professional" w:semiHidden="1" w:unhideWhenUsed="1"/>
-    <w:lsdException w:name="Table Subtle 1" w:semiHidden="1" w:unhideWhenUsed="1"/>
     <w:lsdException w:name="Table Subtle 2" w:semiHidden="1" w:unhideWhenUsed="1"/>
     <w:lsdException w:name="Table Web 1" w:semiHidden="1" w:unhideWhenUsed="1"/>
-    <w:lsdException w:name="Table Web 2" w:semiHidden="1" w:unhideWhenUsed="1"/>
-    <w:lsdException w:name="Table Web 3" w:semiHidden="1" w:unhideWhenUsed="1"/>
     <w:lsdException w:name="Balloon Text" w:semiHidden="1" w:unhideWhenUsed="1"/>
     <w:lsdException w:name="Table Grid" w:uiPriority="39"/>
     <w:lsdException w:name="Table Theme" w:semiHidden="1" w:unhideWhenUsed="1"/>
@@ -7216,6 +7328,11 @@
     <w:lsdException w:name="List Table 5 Dark Accent 6" w:uiPriority="50"/>
     <w:lsdException w:name="List Table 6 Colorful Accent 6" w:uiPriority="51"/>
     <w:lsdException w:name="List Table 7 Colorful Accent 6" w:uiPriority="52"/>
+    <w:lsdException w:name="Mention" w:semiHidden="1" w:unhideWhenUsed="1"/>
+    <w:lsdException w:name="Smart Hyperlink" w:semiHidden="1" w:unhideWhenUsed="1"/>
+    <w:lsdException w:name="Hashtag" w:semiHidden="1" w:unhideWhenUsed="1"/>
+    <w:lsdException w:name="Unresolved Mention" w:semiHidden="1" w:unhideWhenUsed="1"/>
+    <w:lsdException w:name="Smart Link" w:semiHidden="1" w:unhideWhenUsed="1"/>
   </w:latentStyles>
   <w:style w:type="paragraph" w:default="1" w:styleId="Normal">
     <w:name w:val="Normal"/>
@@ -8199,7 +8316,7 @@
       <w:szCs w:val="24"/>
     </w:rPr>
   </w:style>
-  <w:style w:type="table" w:styleId="Cuadrculadetablaclara">
+  <w:style w:type="table" w:styleId="Tablaconcuadrculaclara">
     <w:name w:val="Grid Table Light"/>
     <w:basedOn w:val="Tablanormal"/>
     <w:uiPriority w:val="40"/>
@@ -8221,7 +8338,7 @@
   <w:style w:type="table" w:customStyle="1" w:styleId="Cuadrculadetablaclara1">
     <w:name w:val="Cuadrícula de tabla clara1"/>
     <w:basedOn w:val="Tablanormal"/>
-    <w:next w:val="Cuadrculadetablaclara"/>
+    <w:next w:val="Tablaconcuadrculaclara"/>
     <w:uiPriority w:val="40"/>
     <w:rsid w:val="00943DF1"/>
     <w:pPr>
@@ -8544,12 +8661,7 @@
 </file>
 
 <file path=customXml/item2.xml><?xml version="1.0" encoding="utf-8"?>
-<?mso-contentType ?>
-<FormTemplates xmlns="http://schemas.microsoft.com/sharepoint/v3/contenttype/forms">
-  <Display>DocumentLibraryForm</Display>
-  <Edit>DocumentLibraryForm</Edit>
-  <New>DocumentLibraryForm</New>
-</FormTemplates>
+<b:Sources xmlns:b="http://schemas.openxmlformats.org/officeDocument/2006/bibliography" xmlns="http://schemas.openxmlformats.org/officeDocument/2006/bibliography" SelectedStyle="\APASixthEditionOfficeOnline.xsl" StyleName="APA" Version="6"/>
 </file>
 
 <file path=customXml/item3.xml><?xml version="1.0" encoding="utf-8"?>
@@ -8685,7 +8797,12 @@
 </file>
 
 <file path=customXml/item4.xml><?xml version="1.0" encoding="utf-8"?>
-<b:Sources xmlns:b="http://schemas.openxmlformats.org/officeDocument/2006/bibliography" xmlns="http://schemas.openxmlformats.org/officeDocument/2006/bibliography" SelectedStyle="\APASixthEditionOfficeOnline.xsl" StyleName="APA" Version="6"/>
+<?mso-contentType ?>
+<FormTemplates xmlns="http://schemas.microsoft.com/sharepoint/v3/contenttype/forms">
+  <Display>DocumentLibraryForm</Display>
+  <Edit>DocumentLibraryForm</Edit>
+  <New>DocumentLibraryForm</New>
+</FormTemplates>
 </file>
 
 <file path=customXml/itemProps1.xml><?xml version="1.0" encoding="utf-8"?>
@@ -8698,9 +8815,9 @@
 </file>
 
 <file path=customXml/itemProps2.xml><?xml version="1.0" encoding="utf-8"?>
-<ds:datastoreItem xmlns:ds="http://schemas.openxmlformats.org/officeDocument/2006/customXml" ds:itemID="{DABAA964-10BA-4DBC-ABF2-CDEAC0FAF7AA}">
+<ds:datastoreItem xmlns:ds="http://schemas.openxmlformats.org/officeDocument/2006/customXml" ds:itemID="{92FDC221-E199-4799-8206-CB97BAEAD66E}">
   <ds:schemaRefs>
-    <ds:schemaRef ds:uri="http://schemas.microsoft.com/sharepoint/v3/contenttype/forms"/>
+    <ds:schemaRef ds:uri="http://schemas.openxmlformats.org/officeDocument/2006/bibliography"/>
   </ds:schemaRefs>
 </ds:datastoreItem>
 </file>
@@ -8724,9 +8841,9 @@
 </file>
 
 <file path=customXml/itemProps4.xml><?xml version="1.0" encoding="utf-8"?>
-<ds:datastoreItem xmlns:ds="http://schemas.openxmlformats.org/officeDocument/2006/customXml" ds:itemID="{92FDC221-E199-4799-8206-CB97BAEAD66E}">
+<ds:datastoreItem xmlns:ds="http://schemas.openxmlformats.org/officeDocument/2006/customXml" ds:itemID="{DABAA964-10BA-4DBC-ABF2-CDEAC0FAF7AA}">
   <ds:schemaRefs>
-    <ds:schemaRef ds:uri="http://schemas.openxmlformats.org/officeDocument/2006/bibliography"/>
+    <ds:schemaRef ds:uri="http://schemas.microsoft.com/sharepoint/v3/contenttype/forms"/>
   </ds:schemaRefs>
 </ds:datastoreItem>
 </file>